--- a/docs/需求规格说明书.docx
+++ b/docs/需求规格说明书.docx
@@ -258,7 +258,7 @@
     </w:p>
     <w:p>
       <w:pPr>
-        <w:pStyle w:val="000004"/>
+        <w:pStyle w:val="000005"/>
         <w:tabs>
           <w:tab w:val="right" w:leader="dot" w:pos="9072"/>
         </w:tabs>
@@ -303,7 +303,7 @@
     </w:p>
     <w:p>
       <w:pPr>
-        <w:pStyle w:val="000004"/>
+        <w:pStyle w:val="000005"/>
         <w:tabs>
           <w:tab w:val="right" w:leader="dot" w:pos="9072"/>
         </w:tabs>
@@ -348,7 +348,7 @@
     </w:p>
     <w:p>
       <w:pPr>
-        <w:pStyle w:val="000004"/>
+        <w:pStyle w:val="000005"/>
         <w:tabs>
           <w:tab w:val="right" w:leader="dot" w:pos="9072"/>
         </w:tabs>
@@ -438,7 +438,7 @@
     </w:p>
     <w:p>
       <w:pPr>
-        <w:pStyle w:val="000004"/>
+        <w:pStyle w:val="000005"/>
         <w:tabs>
           <w:tab w:val="right" w:leader="dot" w:pos="9072"/>
         </w:tabs>
@@ -483,7 +483,7 @@
     </w:p>
     <w:p>
       <w:pPr>
-        <w:pStyle w:val="000004"/>
+        <w:pStyle w:val="000005"/>
         <w:tabs>
           <w:tab w:val="right" w:leader="dot" w:pos="9072"/>
         </w:tabs>
@@ -573,7 +573,7 @@
     </w:p>
     <w:p>
       <w:pPr>
-        <w:pStyle w:val="000004"/>
+        <w:pStyle w:val="000005"/>
         <w:tabs>
           <w:tab w:val="right" w:leader="dot" w:pos="9072"/>
         </w:tabs>
@@ -618,7 +618,7 @@
     </w:p>
     <w:p>
       <w:pPr>
-        <w:pStyle w:val="000004"/>
+        <w:pStyle w:val="000005"/>
         <w:tabs>
           <w:tab w:val="right" w:leader="dot" w:pos="9072"/>
         </w:tabs>
@@ -663,7 +663,7 @@
     </w:p>
     <w:p>
       <w:pPr>
-        <w:pStyle w:val="000004"/>
+        <w:pStyle w:val="000005"/>
         <w:tabs>
           <w:tab w:val="right" w:leader="dot" w:pos="9072"/>
         </w:tabs>
@@ -855,7 +855,7 @@
     </w:p>
     <w:p>
       <w:pPr>
-        <w:pStyle w:val="000005"/>
+        <w:pStyle w:val="000004"/>
         <w:keepNext w:val="1"/>
         <w:keepLines w:val="1"/>
         <w:pBdr>
@@ -1016,7 +1016,7 @@
     </w:p>
     <w:p>
       <w:pPr>
-        <w:pStyle w:val="000006"/>
+        <w:pStyle w:val="000001"/>
         <w:keepNext w:val="1"/>
         <w:keepLines w:val="1"/>
         <w:shd w:val="clear" w:fill="1a237e"/>
@@ -1044,7 +1044,7 @@
     </w:p>
     <w:p>
       <w:pPr>
-        <w:pStyle w:val="000005"/>
+        <w:pStyle w:val="000004"/>
         <w:keepNext w:val="1"/>
         <w:keepLines w:val="1"/>
         <w:pBdr>
@@ -1090,7 +1090,7 @@
     </w:p>
     <w:p>
       <w:pPr>
-        <w:pStyle w:val="000005"/>
+        <w:pStyle w:val="000004"/>
         <w:keepNext w:val="1"/>
         <w:keepLines w:val="1"/>
         <w:pBdr>
@@ -1235,7 +1235,7 @@
     </w:tbl>
     <w:p>
       <w:pPr>
-        <w:pStyle w:val="000005"/>
+        <w:pStyle w:val="000004"/>
         <w:keepNext w:val="1"/>
         <w:keepLines w:val="1"/>
         <w:pBdr>
@@ -1333,7 +1333,7 @@
     </w:p>
     <w:p>
       <w:pPr>
-        <w:pStyle w:val="000006"/>
+        <w:pStyle w:val="000001"/>
         <w:keepNext w:val="1"/>
         <w:keepLines w:val="1"/>
         <w:shd w:val="clear" w:fill="1a237e"/>
@@ -1361,7 +1361,7 @@
     </w:p>
     <w:p>
       <w:pPr>
-        <w:pStyle w:val="000005"/>
+        <w:pStyle w:val="000004"/>
         <w:keepNext w:val="1"/>
         <w:keepLines w:val="1"/>
         <w:pBdr>
@@ -2157,7 +2157,7 @@
     </w:tbl>
     <w:p>
       <w:pPr>
-        <w:pStyle w:val="000005"/>
+        <w:pStyle w:val="000004"/>
         <w:keepNext w:val="1"/>
         <w:keepLines w:val="1"/>
         <w:pBdr>
@@ -2316,7 +2316,7 @@
     </w:p>
     <w:p>
       <w:pPr>
-        <w:pStyle w:val="000006"/>
+        <w:pStyle w:val="000001"/>
         <w:keepNext w:val="1"/>
         <w:keepLines w:val="1"/>
         <w:shd w:val="clear" w:fill="1a237e"/>
@@ -2344,7 +2344,7 @@
     </w:p>
     <w:p>
       <w:pPr>
-        <w:pStyle w:val="000005"/>
+        <w:pStyle w:val="000004"/>
         <w:keepNext w:val="1"/>
         <w:keepLines w:val="1"/>
         <w:pBdr>
@@ -3472,7 +3472,7 @@
     </w:tbl>
     <w:p>
       <w:pPr>
-        <w:pStyle w:val="000005"/>
+        <w:pStyle w:val="000004"/>
         <w:keepNext w:val="1"/>
         <w:keepLines w:val="1"/>
         <w:pBdr>
@@ -3683,7 +3683,7 @@
     </w:p>
     <w:p>
       <w:pPr>
-        <w:pStyle w:val="000005"/>
+        <w:pStyle w:val="000004"/>
         <w:keepNext w:val="1"/>
         <w:keepLines w:val="1"/>
         <w:pBdr>
@@ -6294,7 +6294,7 @@
     </w:p>
     <w:p>
       <w:pPr>
-        <w:pStyle w:val="000006"/>
+        <w:pStyle w:val="000001"/>
         <w:keepNext w:val="1"/>
         <w:keepLines w:val="1"/>
         <w:shd w:val="clear" w:fill="1a237e"/>
@@ -7428,7 +7428,7 @@
     </w:p>
     <w:p>
       <w:pPr>
-        <w:pStyle w:val="000006"/>
+        <w:pStyle w:val="000001"/>
         <w:keepNext w:val="1"/>
         <w:keepLines w:val="1"/>
         <w:shd w:val="clear" w:fill="1a237e"/>
@@ -7586,7 +7586,7 @@
     </w:p>
     <w:p>
       <w:pPr>
-        <w:pStyle w:val="000006"/>
+        <w:pStyle w:val="000001"/>
         <w:keepNext w:val="1"/>
         <w:keepLines w:val="1"/>
         <w:shd w:val="clear" w:fill="1a237e"/>
@@ -7716,7 +7716,9 @@
         <w:t>同日改搭配时按集合差额修正穿着次数（而非简单 +1），保证统计数据在任意操作序列下精确。</w:t>
       </w:r>
     </w:p>
-    <w:p/>
+    <w:p>
+      <w:pPr/>
+    </w:p>
     <w:sectPr>
       <w:footerReference r:id="rId4" w:type="default"/>
       <w:type w:val="nextPage"/>
@@ -7774,99 +7776,130 @@
     </w:pPrDefault>
   </w:docDefaults>
   <w:latentStyles w:defLockedState="0" w:defUIPriority="99" w:defSemiHidden="0" w:defUnhideWhenUsed="0" w:defQFormat="0" w:count="88">
+    <w:lsdException w:name="footnote text" w:semiHidden="1" w:unhideWhenUsed="1"/>
+    <w:lsdException w:name="index 6" w:semiHidden="1" w:unhideWhenUsed="1"/>
+    <w:lsdException w:name="Message Header" w:semiHidden="1" w:unhideWhenUsed="1"/>
+    <w:lsdException w:name="toc 8" w:uiPriority="39" w:semiHidden="1" w:unhideWhenUsed="1"/>
+    <w:lsdException w:name="heading 6" w:uiPriority="9" w:semiHidden="1" w:unhideWhenUsed="1" w:qFormat="1"/>
+    <w:lsdException w:name="heading 9" w:uiPriority="9" w:semiHidden="1" w:unhideWhenUsed="1" w:qFormat="1"/>
+    <w:lsdException w:name="Closing" w:semiHidden="1" w:unhideWhenUsed="1"/>
+    <w:lsdException w:name="List Bullet 2" w:semiHidden="1" w:unhideWhenUsed="1"/>
+    <w:lsdException w:name="Subtitle" w:uiPriority="11" w:qFormat="1"/>
+    <w:lsdException w:name="annotation text" w:semiHidden="1" w:unhideWhenUsed="1"/>
     <w:lsdException w:name="List Number" w:semiHidden="1" w:unhideWhenUsed="1"/>
-    <w:lsdException w:name="Normal" w:uiPriority="0" w:qFormat="1"/>
+    <w:lsdException w:name="List Continue 3" w:semiHidden="1" w:unhideWhenUsed="1"/>
+    <w:lsdException w:name="List Number 4" w:semiHidden="1" w:unhideWhenUsed="1"/>
+    <w:lsdException w:name="toc 2" w:uiPriority="39" w:semiHidden="1" w:unhideWhenUsed="1"/>
+    <w:lsdException w:name="Body Text 2" w:semiHidden="1" w:unhideWhenUsed="1"/>
+    <w:lsdException w:name="Strong" w:uiPriority="22" w:qFormat="1"/>
+    <w:lsdException w:name="List" w:semiHidden="1" w:unhideWhenUsed="1"/>
+    <w:lsdException w:name="Body Text" w:semiHidden="1" w:unhideWhenUsed="1"/>
     <w:lsdException w:name="Body Text 3" w:semiHidden="1" w:unhideWhenUsed="1"/>
+    <w:lsdException w:name="Date" w:semiHidden="1" w:unhideWhenUsed="1"/>
+    <w:lsdException w:name="table of figures" w:semiHidden="1" w:unhideWhenUsed="1"/>
+    <w:lsdException w:name="heading 1" w:uiPriority="9" w:qFormat="1"/>
+    <w:lsdException w:name="List Bullet" w:semiHidden="1" w:unhideWhenUsed="1"/>
+    <w:lsdException w:name="heading 5" w:uiPriority="9" w:semiHidden="1" w:unhideWhenUsed="1" w:qFormat="1"/>
     <w:lsdException w:name="Salutation" w:semiHidden="1" w:unhideWhenUsed="1"/>
-    <w:lsdException w:name="toc 7" w:uiPriority="39" w:semiHidden="1" w:unhideWhenUsed="1"/>
-    <w:lsdException w:name="toc 2" w:uiPriority="39" w:semiHidden="1" w:unhideWhenUsed="1"/>
-    <w:lsdException w:name="List Continue 3" w:semiHidden="1" w:unhideWhenUsed="1"/>
-    <w:lsdException w:name="index 7" w:semiHidden="1" w:unhideWhenUsed="1"/>
-    <w:lsdException w:name="toc 3" w:uiPriority="39" w:semiHidden="1" w:unhideWhenUsed="1"/>
-    <w:lsdException w:name="annotation reference" w:semiHidden="1" w:unhideWhenUsed="1"/>
-    <w:lsdException w:name="Closing" w:semiHidden="1" w:unhideWhenUsed="1"/>
-    <w:lsdException w:name="toc 8" w:uiPriority="39" w:semiHidden="1" w:unhideWhenUsed="1"/>
     <w:lsdException w:name="Signature" w:semiHidden="1" w:unhideWhenUsed="1"/>
-    <w:lsdException w:name="Body Text Indent 2" w:semiHidden="1" w:unhideWhenUsed="1"/>
-    <w:lsdException w:name="index 1" w:semiHidden="1" w:unhideWhenUsed="1"/>
-    <w:lsdException w:name="List Continue 2" w:semiHidden="1" w:unhideWhenUsed="1"/>
-    <w:lsdException w:name="FollowedHyperlink" w:semiHidden="1" w:unhideWhenUsed="1"/>
-    <w:lsdException w:name="Body Text" w:semiHidden="1" w:unhideWhenUsed="1"/>
-    <w:lsdException w:name="List Bullet" w:semiHidden="1" w:unhideWhenUsed="1"/>
+    <w:lsdException w:name="List 4" w:semiHidden="1" w:unhideWhenUsed="1"/>
+    <w:lsdException w:name="List Bullet 4" w:semiHidden="1" w:unhideWhenUsed="1"/>
     <w:lsdException w:name="Note Heading" w:semiHidden="1" w:unhideWhenUsed="1"/>
-    <w:lsdException w:name="toc 5" w:uiPriority="39" w:semiHidden="1" w:unhideWhenUsed="1"/>
-    <w:lsdException w:name="List Number 5" w:semiHidden="1" w:unhideWhenUsed="1"/>
-    <w:lsdException w:name="index 9" w:semiHidden="1" w:unhideWhenUsed="1"/>
-    <w:lsdException w:name="table of authorities" w:semiHidden="1" w:unhideWhenUsed="1"/>
-    <w:lsdException w:name="List Continue 4" w:semiHidden="1" w:unhideWhenUsed="1"/>
+    <w:lsdException w:name="macro" w:semiHidden="1" w:unhideWhenUsed="1"/>
+    <w:lsdException w:name="index 8" w:semiHidden="1" w:unhideWhenUsed="1"/>
+    <w:lsdException w:name="heading 4" w:uiPriority="9" w:semiHidden="1" w:unhideWhenUsed="1" w:qFormat="1"/>
     <w:lsdException w:name="index heading" w:semiHidden="1" w:unhideWhenUsed="1"/>
-    <w:lsdException w:name="index 2" w:semiHidden="1" w:unhideWhenUsed="1"/>
-    <w:lsdException w:name="heading 3" w:uiPriority="9" w:semiHidden="1" w:unhideWhenUsed="1" w:qFormat="1"/>
-    <w:lsdException w:name="toc 6" w:uiPriority="39" w:semiHidden="1" w:unhideWhenUsed="1"/>
+    <w:lsdException w:name="Body Text Indent" w:semiHidden="1" w:unhideWhenUsed="1"/>
     <w:lsdException w:name="toc 1" w:uiPriority="39" w:semiHidden="1" w:unhideWhenUsed="1"/>
-    <w:lsdException w:name="List Number 4" w:semiHidden="1" w:unhideWhenUsed="1"/>
-    <w:lsdException w:name="index 6" w:semiHidden="1" w:unhideWhenUsed="1"/>
-    <w:lsdException w:name="index 3" w:semiHidden="1" w:unhideWhenUsed="1"/>
-    <w:lsdException w:name="heading 8" w:uiPriority="9" w:semiHidden="1" w:unhideWhenUsed="1" w:qFormat="1"/>
-    <w:lsdException w:name="heading 4" w:uiPriority="9" w:semiHidden="1" w:unhideWhenUsed="1" w:qFormat="1"/>
-    <w:lsdException w:name="heading 9" w:uiPriority="9" w:semiHidden="1" w:unhideWhenUsed="1" w:qFormat="1"/>
+    <w:lsdException w:name="Normal Indent" w:semiHidden="1" w:unhideWhenUsed="1"/>
     <w:lsdException w:name="line number" w:semiHidden="1" w:unhideWhenUsed="1"/>
     <w:lsdException w:name="List Bullet 5" w:semiHidden="1" w:unhideWhenUsed="1"/>
-    <w:lsdException w:name="List" w:semiHidden="1" w:unhideWhenUsed="1"/>
-    <w:lsdException w:name="List Bullet 2" w:semiHidden="1" w:unhideWhenUsed="1"/>
-    <w:lsdException w:name="Subtitle" w:uiPriority="11" w:qFormat="1"/>
+    <w:lsdException w:name="Normal" w:uiPriority="0" w:qFormat="1"/>
+    <w:lsdException w:name="endnote reference" w:semiHidden="1" w:unhideWhenUsed="1"/>
+    <w:lsdException w:name="index 9" w:semiHidden="1" w:unhideWhenUsed="1"/>
+    <w:lsdException w:name="Body Text First Indent 2" w:semiHidden="1" w:unhideWhenUsed="1"/>
+    <w:lsdException w:name="index 1" w:semiHidden="1" w:unhideWhenUsed="1"/>
+    <w:lsdException w:name="toc 6" w:uiPriority="39" w:semiHidden="1" w:unhideWhenUsed="1"/>
+    <w:lsdException w:name="envelope address" w:semiHidden="1" w:unhideWhenUsed="1"/>
+    <w:lsdException w:name="Title" w:uiPriority="10" w:qFormat="1"/>
+    <w:lsdException w:name="table of authorities" w:semiHidden="1" w:unhideWhenUsed="1"/>
+    <w:lsdException w:name="Block Text" w:semiHidden="1" w:unhideWhenUsed="1"/>
+    <w:lsdException w:name="index 2" w:semiHidden="1" w:unhideWhenUsed="1"/>
+    <w:lsdException w:name="caption" w:uiPriority="35" w:semiHidden="1" w:unhideWhenUsed="1" w:qFormat="1"/>
+    <w:lsdException w:name="toc 7" w:uiPriority="39" w:semiHidden="1" w:unhideWhenUsed="1"/>
+    <w:lsdException w:name="heading 2" w:uiPriority="9" w:semiHidden="1" w:unhideWhenUsed="1" w:qFormat="1"/>
+    <w:lsdException w:name="heading 8" w:uiPriority="9" w:semiHidden="1" w:unhideWhenUsed="1" w:qFormat="1"/>
+    <w:lsdException w:name="index 5" w:semiHidden="1" w:unhideWhenUsed="1"/>
+    <w:lsdException w:name="Body Text First Indent" w:semiHidden="1" w:unhideWhenUsed="1"/>
+    <w:lsdException w:name="Body Text Indent 3" w:semiHidden="1" w:unhideWhenUsed="1"/>
+    <w:lsdException w:name="List Continue" w:semiHidden="1" w:unhideWhenUsed="1"/>
+    <w:lsdException w:name="footnote reference" w:semiHidden="1" w:unhideWhenUsed="1"/>
+    <w:lsdException w:name="index 7" w:semiHidden="1" w:unhideWhenUsed="1"/>
+    <w:lsdException w:name="heading 3" w:uiPriority="9" w:semiHidden="1" w:unhideWhenUsed="1" w:qFormat="1"/>
+    <w:lsdException w:name="index 3" w:semiHidden="1" w:unhideWhenUsed="1"/>
+    <w:lsdException w:name="header" w:semiHidden="1" w:unhideWhenUsed="1"/>
+    <w:lsdException w:name="toc 9" w:uiPriority="39" w:semiHidden="1" w:unhideWhenUsed="1"/>
+    <w:lsdException w:name="FollowedHyperlink" w:semiHidden="1" w:unhideWhenUsed="1"/>
+    <w:lsdException w:name="Body Text Indent 2" w:semiHidden="1" w:unhideWhenUsed="1"/>
+    <w:lsdException w:name="Hyperlink" w:semiHidden="1" w:unhideWhenUsed="1"/>
+    <w:lsdException w:name="page number" w:semiHidden="1" w:unhideWhenUsed="1"/>
+    <w:lsdException w:name="annotation reference" w:semiHidden="1" w:unhideWhenUsed="1"/>
+    <w:lsdException w:name="endnote text" w:semiHidden="1" w:unhideWhenUsed="1"/>
+    <w:lsdException w:name="index 4" w:semiHidden="1" w:unhideWhenUsed="1"/>
+    <w:lsdException w:name="toc 5" w:uiPriority="39" w:semiHidden="1" w:unhideWhenUsed="1"/>
+    <w:lsdException w:name="envelope return" w:semiHidden="1" w:unhideWhenUsed="1"/>
+    <w:lsdException w:name="List 3" w:semiHidden="1" w:unhideWhenUsed="1"/>
+    <w:lsdException w:name="List Continue 4" w:semiHidden="1" w:unhideWhenUsed="1"/>
+    <w:lsdException w:name="List Number 5" w:semiHidden="1" w:unhideWhenUsed="1"/>
+    <w:lsdException w:name="Default Paragraph Font" w:uiPriority="1" w:semiHidden="1" w:unhideWhenUsed="1"/>
+    <w:lsdException w:name="toc 4" w:uiPriority="39" w:semiHidden="1" w:unhideWhenUsed="1"/>
+    <w:lsdException w:name="List 5" w:semiHidden="1" w:unhideWhenUsed="1"/>
+    <w:lsdException w:name="toa heading" w:semiHidden="1" w:unhideWhenUsed="1"/>
+    <w:lsdException w:name="heading 7" w:uiPriority="9" w:semiHidden="1" w:unhideWhenUsed="1" w:qFormat="1"/>
+    <w:lsdException w:name="List Number 2" w:semiHidden="1" w:unhideWhenUsed="1"/>
+    <w:lsdException w:name="List Continue 5" w:semiHidden="1" w:unhideWhenUsed="1"/>
+    <w:lsdException w:name="List Continue 2" w:semiHidden="1" w:unhideWhenUsed="1"/>
+    <w:lsdException w:name="toc 3" w:uiPriority="39" w:semiHidden="1" w:unhideWhenUsed="1"/>
+    <w:lsdException w:name="List Bullet 3" w:semiHidden="1" w:unhideWhenUsed="1"/>
+    <w:lsdException w:name="footer" w:semiHidden="1" w:unhideWhenUsed="1"/>
+    <w:lsdException w:name="List 2" w:semiHidden="1" w:unhideWhenUsed="1"/>
     <w:lsdException w:name="List Number 3" w:semiHidden="1" w:unhideWhenUsed="1"/>
-    <w:lsdException w:name="Body Text 2" w:semiHidden="1" w:unhideWhenUsed="1"/>
-    <w:lsdException w:name="List Number 2" w:semiHidden="1" w:unhideWhenUsed="1"/>
-    <w:lsdException w:name="index 4" w:semiHidden="1" w:unhideWhenUsed="1"/>
-    <w:lsdException w:name="index 8" w:semiHidden="1" w:unhideWhenUsed="1"/>
-    <w:lsdException w:name="Message Header" w:semiHidden="1" w:unhideWhenUsed="1"/>
-    <w:lsdException w:name="heading 1" w:uiPriority="9" w:qFormat="1"/>
-    <w:lsdException w:name="heading 6" w:uiPriority="9" w:semiHidden="1" w:unhideWhenUsed="1" w:qFormat="1"/>
-    <w:lsdException w:name="index 5" w:semiHidden="1" w:unhideWhenUsed="1"/>
-    <w:lsdException w:name="heading 2" w:uiPriority="9" w:semiHidden="1" w:unhideWhenUsed="1" w:qFormat="1"/>
-    <w:lsdException w:name="Normal Indent" w:semiHidden="1" w:unhideWhenUsed="1"/>
-    <w:lsdException w:name="Body Text Indent" w:semiHidden="1" w:unhideWhenUsed="1"/>
-    <w:lsdException w:name="heading 7" w:uiPriority="9" w:semiHidden="1" w:unhideWhenUsed="1" w:qFormat="1"/>
-    <w:lsdException w:name="page number" w:semiHidden="1" w:unhideWhenUsed="1"/>
-    <w:lsdException w:name="Body Text Indent 3" w:semiHidden="1" w:unhideWhenUsed="1"/>
-    <w:lsdException w:name="annotation text" w:semiHidden="1" w:unhideWhenUsed="1"/>
-    <w:lsdException w:name="table of figures" w:semiHidden="1" w:unhideWhenUsed="1"/>
-    <w:lsdException w:name="List Bullet 4" w:semiHidden="1" w:unhideWhenUsed="1"/>
-    <w:lsdException w:name="List 4" w:semiHidden="1" w:unhideWhenUsed="1"/>
-    <w:lsdException w:name="Strong" w:uiPriority="22" w:qFormat="1"/>
-    <w:lsdException w:name="Block Text" w:semiHidden="1" w:unhideWhenUsed="1"/>
-    <w:lsdException w:name="footnote reference" w:semiHidden="1" w:unhideWhenUsed="1"/>
-    <w:lsdException w:name="List Continue" w:semiHidden="1" w:unhideWhenUsed="1"/>
-    <w:lsdException w:name="toa heading" w:semiHidden="1" w:unhideWhenUsed="1"/>
-    <w:lsdException w:name="heading 5" w:uiPriority="9" w:semiHidden="1" w:unhideWhenUsed="1" w:qFormat="1"/>
-    <w:lsdException w:name="footer" w:semiHidden="1" w:unhideWhenUsed="1"/>
-    <w:lsdException w:name="Title" w:uiPriority="10" w:qFormat="1"/>
-    <w:lsdException w:name="List 5" w:semiHidden="1" w:unhideWhenUsed="1"/>
-    <w:lsdException w:name="List 2" w:semiHidden="1" w:unhideWhenUsed="1"/>
-    <w:lsdException w:name="caption" w:uiPriority="35" w:semiHidden="1" w:unhideWhenUsed="1" w:qFormat="1"/>
-    <w:lsdException w:name="footnote text" w:semiHidden="1" w:unhideWhenUsed="1"/>
-    <w:lsdException w:name="List 3" w:semiHidden="1" w:unhideWhenUsed="1"/>
-    <w:lsdException w:name="Hyperlink" w:semiHidden="1" w:unhideWhenUsed="1"/>
-    <w:lsdException w:name="endnote reference" w:semiHidden="1" w:unhideWhenUsed="1"/>
-    <w:lsdException w:name="List Bullet 3" w:semiHidden="1" w:unhideWhenUsed="1"/>
-    <w:lsdException w:name="toc 4" w:uiPriority="39" w:semiHidden="1" w:unhideWhenUsed="1"/>
-    <w:lsdException w:name="Body Text First Indent" w:semiHidden="1" w:unhideWhenUsed="1"/>
-    <w:lsdException w:name="endnote text" w:semiHidden="1" w:unhideWhenUsed="1"/>
-    <w:lsdException w:name="toc 9" w:uiPriority="39" w:semiHidden="1" w:unhideWhenUsed="1"/>
-    <w:lsdException w:name="List Continue 5" w:semiHidden="1" w:unhideWhenUsed="1"/>
-    <w:lsdException w:name="macro" w:semiHidden="1" w:unhideWhenUsed="1"/>
-    <w:lsdException w:name="envelope address" w:semiHidden="1" w:unhideWhenUsed="1"/>
-    <w:lsdException w:name="Date" w:semiHidden="1" w:unhideWhenUsed="1"/>
-    <w:lsdException w:name="Default Paragraph Font" w:uiPriority="1" w:semiHidden="1" w:unhideWhenUsed="1"/>
-    <w:lsdException w:name="Body Text First Indent 2" w:semiHidden="1" w:unhideWhenUsed="1"/>
-    <w:lsdException w:name="envelope return" w:semiHidden="1" w:unhideWhenUsed="1"/>
-    <w:lsdException w:name="header" w:semiHidden="1" w:unhideWhenUsed="1"/>
   </w:latentStyles>
-  <w:style w:type="paragraph" w:styleId="000006">
+  <w:style w:type="paragraph" w:styleId="000004">
+    <w:name w:val="heading 2"/>
+    <w:basedOn w:val="000002"/>
+    <w:next w:val="000002"/>
+    <w:uiPriority w:val="9"/>
+    <w:qFormat w:val="1"/>
+    <w:pPr>
+      <w:keepNext w:val="1"/>
+      <w:keepLines w:val="1"/>
+      <w:spacing w:before="200" w:after="100"/>
+      <w:outlineLvl w:val="1"/>
+    </w:pPr>
+    <w:rPr>
+      <w:b w:val="1"/>
+      <w:sz w:val="26"/>
+      <w:szCs w:val="26"/>
+    </w:rPr>
+  </w:style>
+  <w:style w:type="paragraph" w:styleId="hy0mzl" w:default="1">
+    <w:name w:val="Normal"/>
+    <w:qFormat w:val="1"/>
+    <w:pPr>
+      <w:widowControl w:val="0"/>
+      <w:spacing w:before="60" w:after="60" w:line="240" w:lineRule="auto"/>
+      <w:jc w:val="left"/>
+    </w:pPr>
+    <w:rPr>
+      <w:color w:val="333333"/>
+      <w:sz w:val="22"/>
+    </w:rPr>
+  </w:style>
+  <w:style w:type="paragraph" w:styleId="000001">
     <w:name w:val="heading 1"/>
-    <w:basedOn w:val="Normal"/>
-    <w:next w:val="Normal"/>
+    <w:basedOn w:val="000002"/>
+    <w:next w:val="000002"/>
     <w:uiPriority w:val="9"/>
     <w:qFormat w:val="1"/>
     <w:pPr>
@@ -7881,15 +7914,16 @@
       <w:szCs w:val="32"/>
     </w:rPr>
   </w:style>
-  <w:style w:type="paragraph" w:styleId="000003">
-    <w:name w:val="toc 1"/>
-    <w:basedOn w:val="Normal"/>
+  <w:style w:type="paragraph" w:styleId="000005">
+    <w:name w:val="toc 2"/>
+    <w:basedOn w:val="000002"/>
     <w:qFormat w:val="1"/>
     <w:pPr>
       <w:tabs>
         <w:tab w:val="right" w:leader="dot" w:pos="9072"/>
       </w:tabs>
-      <w:spacing w:before="120" w:after="120" w:line="360"/>
+      <w:spacing w:after="60" w:line="360"/>
+      <w:ind w:left="420"/>
     </w:pPr>
     <w:rPr>
       <w:rFonts w:ascii="SimSun" w:hAnsi="SimSun" w:eastAsia="SimSun" w:cs="SimSun"/>
@@ -7897,34 +7931,15 @@
       <w:szCs w:val="24"/>
     </w:rPr>
   </w:style>
-  <w:style w:type="paragraph" w:styleId="000005">
-    <w:name w:val="heading 2"/>
-    <w:basedOn w:val="Normal"/>
-    <w:next w:val="Normal"/>
-    <w:uiPriority w:val="9"/>
-    <w:qFormat w:val="1"/>
-    <w:pPr>
-      <w:keepNext w:val="1"/>
-      <w:keepLines w:val="1"/>
-      <w:spacing w:before="200" w:after="100"/>
-      <w:outlineLvl w:val="1"/>
-    </w:pPr>
-    <w:rPr>
-      <w:b w:val="1"/>
-      <w:sz w:val="26"/>
-      <w:szCs w:val="26"/>
-    </w:rPr>
-  </w:style>
-  <w:style w:type="paragraph" w:styleId="000004">
-    <w:name w:val="toc 2"/>
-    <w:basedOn w:val="Normal"/>
+  <w:style w:type="paragraph" w:styleId="000003">
+    <w:name w:val="toc 1"/>
+    <w:basedOn w:val="000002"/>
     <w:qFormat w:val="1"/>
     <w:pPr>
       <w:tabs>
         <w:tab w:val="right" w:leader="dot" w:pos="9072"/>
       </w:tabs>
-      <w:spacing w:after="60" w:line="360"/>
-      <w:ind w:left="420"/>
+      <w:spacing w:before="120" w:after="120" w:line="360"/>
     </w:pPr>
     <w:rPr>
       <w:rFonts w:ascii="SimSun" w:hAnsi="SimSun" w:eastAsia="SimSun" w:cs="SimSun"/>
